--- a/klagomål/A 1551-2025 FSC-klagomål.docx
+++ b/klagomål/A 1551-2025 FSC-klagomål.docx
@@ -662,7 +662,7 @@
     <w:r>
       <w:tab/>
       <w:tab/>
-      <w:t>2025-01-30</w:t>
+      <w:t>2025-01-31</w:t>
       <w:br/>
       <w:br/>
     </w:r>

--- a/klagomål/A 1551-2025 FSC-klagomål.docx
+++ b/klagomål/A 1551-2025 FSC-klagomål.docx
@@ -662,7 +662,7 @@
     <w:r>
       <w:tab/>
       <w:tab/>
-      <w:t>2025-01-31</w:t>
+      <w:t>2025-02-02</w:t>
       <w:br/>
       <w:br/>
     </w:r>

--- a/klagomål/A 1551-2025 FSC-klagomål.docx
+++ b/klagomål/A 1551-2025 FSC-klagomål.docx
@@ -662,7 +662,7 @@
     <w:r>
       <w:tab/>
       <w:tab/>
-      <w:t>2025-02-02</w:t>
+      <w:t>2025-02-03</w:t>
       <w:br/>
       <w:br/>
     </w:r>

--- a/klagomål/A 1551-2025 FSC-klagomål.docx
+++ b/klagomål/A 1551-2025 FSC-klagomål.docx
@@ -662,7 +662,7 @@
     <w:r>
       <w:tab/>
       <w:tab/>
-      <w:t>2025-02-03</w:t>
+      <w:t>2025-02-04</w:t>
       <w:br/>
       <w:br/>
     </w:r>

--- a/klagomål/A 1551-2025 FSC-klagomål.docx
+++ b/klagomål/A 1551-2025 FSC-klagomål.docx
@@ -662,7 +662,7 @@
     <w:r>
       <w:tab/>
       <w:tab/>
-      <w:t>2025-02-04</w:t>
+      <w:t>2025-02-05</w:t>
       <w:br/>
       <w:br/>
     </w:r>

--- a/klagomål/A 1551-2025 FSC-klagomål.docx
+++ b/klagomål/A 1551-2025 FSC-klagomål.docx
@@ -662,7 +662,7 @@
     <w:r>
       <w:tab/>
       <w:tab/>
-      <w:t>2025-02-05</w:t>
+      <w:t>2025-02-06</w:t>
       <w:br/>
       <w:br/>
     </w:r>

--- a/klagomål/A 1551-2025 FSC-klagomål.docx
+++ b/klagomål/A 1551-2025 FSC-klagomål.docx
@@ -662,7 +662,7 @@
     <w:r>
       <w:tab/>
       <w:tab/>
-      <w:t>2025-02-06</w:t>
+      <w:t>2025-02-07</w:t>
       <w:br/>
       <w:br/>
     </w:r>
